--- a/aibles/12/On-The-Seventh-Day.docx
+++ b/aibles/12/On-The-Seventh-Day.docx
@@ -182,7 +182,7 @@
           <w:sz w:val="22"/>
           <w:spacing w:val="60"/>
         </w:rPr>
-        <w:t>2026</w:t>
+        <w:t>7 AG</w:t>
       </w:r>
     </w:p>
     <w:p>
@@ -266,7 +266,7 @@
           <w:caps w:val="0"/>
           <w:sz w:val="22"/>
         </w:rPr>
-        <w:t>© 2026 Adam Able</w:t>
+        <w:t>© 7 AG Adam Able</w:t>
       </w:r>
     </w:p>
     <w:p>
@@ -2748,7 +2748,7 @@
         <w:color w:val="777777"/>
         <w:sz w:val="17"/>
       </w:rPr>
-      <w:t xml:space="preserve">© 2026 Adam Able  ·  Open Love License v1.0  ·  </w:t>
+      <w:t xml:space="preserve">© 7 AG Adam Able  ·  Open Love License v1.0  ·  </w:t>
     </w:r>
     <w:r>
       <w:rPr>
